--- a/downloads/documents/04 Units/Unit 01 - Nutrition and Wellness - Kitchen Skills and Smart Eating/Lesson 01.14 - Planning a Meal for a Family.docx
+++ b/downloads/documents/04 Units/Unit 01 - Nutrition and Wellness - Kitchen Skills and Smart Eating/Lesson 01.14 - Planning a Meal for a Family.docx
@@ -300,7 +300,7 @@
         <w:t xml:space="preserve"> </w:t>
       </w:r>
       <w:r>
-        <w:t xml:space="preserve">Tier 3 (FACS): meal planning, food allergy, food rule (religious, medical, or family), MyPlate groups, staple. See the unit vocabulary list for Turkish, Portuguese, and Spanish.</w:t>
+        <w:t xml:space="preserve">Tier 3 (FACS): meal planning, food allergy, food rule (religious, medical, or family), MyPlate groups, staple. See the unit vocabulary list for the Spanish column.</w:t>
       </w:r>
     </w:p>
     <w:p>
@@ -1176,7 +1176,7 @@
         <w:t xml:space="preserve">”</w:t>
       </w:r>
       <w:r>
-        <w:t xml:space="preserve">; the words allergy, rule, pantry, cost, time, and plate are on the unit vocabulary card in Turkish, Portuguese, and Spanish. Pair each ELL student with a partner who can point to the card.</w:t>
+        <w:t xml:space="preserve">; the words allergy, rule, pantry, cost, time, and plate are on the unit vocabulary card in Spanish. Pair each ELL student with a partner who can point to the card.</w:t>
       </w:r>
     </w:p>
     <w:p>

--- a/downloads/documents/04 Units/Unit 01 - Nutrition and Wellness - Kitchen Skills and Smart Eating/Lesson 01.14 - Planning a Meal for a Family.docx
+++ b/downloads/documents/04 Units/Unit 01 - Nutrition and Wellness - Kitchen Skills and Smart Eating/Lesson 01.14 - Planning a Meal for a Family.docx
@@ -412,7 +412,7 @@
         <w:pStyle w:val="Compact"/>
       </w:pPr>
       <w:r>
-        <w:t xml:space="preserve">Setup notes: Teams of three or four, the same teams that will run the project in Lesson 1.18 if possible. Allergy check: no food is handled today. Read the three family cards once before class so you can answer</w:t>
+        <w:t xml:space="preserve">Setup notes: Teams of three or four, two teams per family card (the project in Lesson 1.18 uses the full station teams of about seven, so these are practice teams). Allergy check: no food is handled today. Read the three family cards once before class so you can answer</w:t>
       </w:r>
       <w:r>
         <w:t xml:space="preserve"> </w:t>

--- a/downloads/documents/04 Units/Unit 01 - Nutrition and Wellness - Kitchen Skills and Smart Eating/Lesson 01.14 - Planning a Meal for a Family.docx
+++ b/downloads/documents/04 Units/Unit 01 - Nutrition and Wellness - Kitchen Skills and Smart Eating/Lesson 01.14 - Planning a Meal for a Family.docx
@@ -448,7 +448,7 @@
         <w:pStyle w:val="FirstParagraph"/>
       </w:pPr>
       <w:r>
-        <w:t xml:space="preserve">The Label Reading Quiz from Topic 1.3 tells you who can name the MyPlate groups without the poster. The do now today asks what students already think a</w:t>
+        <w:t xml:space="preserve">The Label Reading Quiz from Topic 1.3 (given at the start of Lesson 1.13 Day 1, so it is scored by now) tells you who can name the MyPlate groups without the poster. The do now today asks what students already think a</w:t>
       </w:r>
       <w:r>
         <w:t xml:space="preserve"> </w:t>
